--- a/docs/strand1_build_note.docx
+++ b/docs/strand1_build_note.docx
@@ -2,13 +2,176 @@
 <file path=word/document.xml><?xml version="1.0" encoding="utf-8"?>
 <w:document xmlns:w="http://schemas.openxmlformats.org/wordprocessingml/2006/main" xmlns:m="http://schemas.openxmlformats.org/officeDocument/2006/math" xmlns:r="http://schemas.openxmlformats.org/officeDocument/2006/relationships" xmlns:o="urn:schemas-microsoft-com:office:office" xmlns:v="urn:schemas-microsoft-com:vml" xmlns:w10="urn:schemas-microsoft-com:office:word" xmlns:a="http://schemas.openxmlformats.org/drawingml/2006/main" xmlns:pic="http://schemas.openxmlformats.org/drawingml/2006/picture" xmlns:wp="http://schemas.openxmlformats.org/drawingml/2006/wordprocessingDrawing">
   <w:body>
-    <w:bookmarkStart w:id="17" w:name="X22c556326a69abcd183b9fe0aaaec16d812b9aa"/>
+    <w:bookmarkStart w:id="18" w:name="X22c556326a69abcd183b9fe0aaaec16d812b9aa"/>
     <w:p>
       <w:pPr>
         <w:pStyle w:val="Heading1"/>
       </w:pPr>
       <w:r>
         <w:t xml:space="preserve">Building the strand-1 agent, a design note</w:t>
+      </w:r>
+    </w:p>
+    <w:p>
+      <w:pPr>
+        <w:pStyle w:val="Heading2"/>
+      </w:pPr>
+      <w:bookmarkStart w:id="9" w:name="X0651fc30074a26133f12685c69cb4c72a04de91"/>
+      <w:r>
+        <w:t xml:space="preserve">Revised reading, 2026-09-22 (Jonas’s decision 3: update the documents)</w:t>
+      </w:r>
+      <w:bookmarkEnd w:id="9"/>
+    </w:p>
+    <w:p>
+      <w:pPr>
+        <w:pStyle w:val="BlockText"/>
+      </w:pPr>
+      <w:r>
+        <w:t xml:space="preserve">This note’s specification of strand 1 (§1 to §4) was checked against Engström et al. (2024) and</w:t>
+      </w:r>
+      <w:r>
+        <w:t xml:space="preserve"> </w:t>
+      </w:r>
+      <w:r>
+        <w:t xml:space="preserve">holds. Its card ladder (§5) is superseded: its S1.4 (free following) was withdrawn on Jonas’s</w:t>
+      </w:r>
+      <w:r>
+        <w:t xml:space="preserve"> </w:t>
+      </w:r>
+      <w:r>
+        <w:t xml:space="preserve">objection that a car-following model would be what got measured; its S1.5 (equilibrium) falls to</w:t>
+      </w:r>
+      <w:r>
+        <w:t xml:space="preserve"> </w:t>
+      </w:r>
+      <w:r>
+        <w:t xml:space="preserve">the same objection; the cards actually run under these numbers are different cards</w:t>
+      </w:r>
+      <w:r>
+        <w:t xml:space="preserve"> </w:t>
+      </w:r>
+      <w:r>
+        <w:t xml:space="preserve">(</w:t>
+      </w:r>
+      <w:r>
+        <w:rPr>
+          <w:rStyle w:val="VerbatimChar"/>
+        </w:rPr>
+        <w:t xml:space="preserve">out/s14_strand1_preference.md</w:t>
+      </w:r>
+      <w:r>
+        <w:t xml:space="preserve">,</w:t>
+      </w:r>
+      <w:r>
+        <w:t xml:space="preserve"> </w:t>
+      </w:r>
+      <w:r>
+        <w:rPr>
+          <w:rStyle w:val="VerbatimChar"/>
+        </w:rPr>
+        <w:t xml:space="preserve">out/s15_comfort_threshold.md</w:t>
+      </w:r>
+      <w:r>
+        <w:t xml:space="preserve">,</w:t>
+      </w:r>
+      <w:r>
+        <w:t xml:space="preserve"> </w:t>
+      </w:r>
+      <w:r>
+        <w:rPr>
+          <w:rStyle w:val="VerbatimChar"/>
+        </w:rPr>
+        <w:t xml:space="preserve">out/s16_admissibility.md</w:t>
+      </w:r>
+      <w:r>
+        <w:t xml:space="preserve">), all</w:t>
+      </w:r>
+      <w:r>
+        <w:t xml:space="preserve"> </w:t>
+      </w:r>
+      <w:r>
+        <w:t xml:space="preserve">not credited. Two of its claims are corrected in place below:</w:t>
+      </w:r>
+      <w:r>
+        <w:t xml:space="preserve"> </w:t>
+      </w:r>
+      <w:r>
+        <w:t xml:space="preserve">“the comfort margin beats the gap”</w:t>
+      </w:r>
+      <w:r>
+        <w:t xml:space="preserve"> </w:t>
+      </w:r>
+      <w:r>
+        <w:t xml:space="preserve">holds only at a_OV = −10, the winner of an exploratory sweep, and card S1.5 showed that on this</w:t>
+      </w:r>
+      <w:r>
+        <w:t xml:space="preserve"> </w:t>
+      </w:r>
+      <w:r>
+        <w:t xml:space="preserve">study the assumed lead braking</w:t>
+      </w:r>
+      <w:r>
+        <w:t xml:space="preserve"> </w:t>
+      </w:r>
+      <w:r>
+        <w:rPr>
+          <w:i/>
+          <w:iCs/>
+        </w:rPr>
+        <w:t xml:space="preserve">is</w:t>
+      </w:r>
+      <w:r>
+        <w:t xml:space="preserve"> </w:t>
+      </w:r>
+      <w:r>
+        <w:t xml:space="preserve">the standoff (one lead speed), so that setting is the released</w:t>
+      </w:r>
+      <w:r>
+        <w:t xml:space="preserve"> </w:t>
+      </w:r>
+      <w:r>
+        <w:t xml:space="preserve">−6 with the ego stopping 20.8 m further out; at the ruled −6 the margin scores 0.2230. And</w:t>
+      </w:r>
+      <w:r>
+        <w:t xml:space="preserve"> </w:t>
+      </w:r>
+      <w:r>
+        <w:t xml:space="preserve">“ρ =</w:t>
+      </w:r>
+      <w:r>
+        <w:t xml:space="preserve"> </w:t>
+      </w:r>
+      <w:r>
+        <w:t xml:space="preserve">−0.861”</w:t>
+      </w:r>
+      <w:r>
+        <w:t xml:space="preserve"> </w:t>
+      </w:r>
+      <w:r>
+        <w:t xml:space="preserve">is a horizon-sum accounting effect, not an inversion of the term. What stands: the</w:t>
+      </w:r>
+      <w:r>
+        <w:t xml:space="preserve"> </w:t>
+      </w:r>
+      <w:r>
+        <w:t xml:space="preserve">difference between strand 1’s absolute conflict preference and the released graded one, and the</w:t>
+      </w:r>
+      <w:r>
+        <w:t xml:space="preserve"> </w:t>
+      </w:r>
+      <w:r>
+        <w:t xml:space="preserve">observation that a strand-1 agent needs no braking-margin term. What came of the strand-1 line:</w:t>
+      </w:r>
+      <w:r>
+        <w:t xml:space="preserve"> </w:t>
+      </w:r>
+      <w:r>
+        <w:t xml:space="preserve">card S1.6 (admissibility turns ΔG into the comfort price of the mildest admissible deceleration,</w:t>
+      </w:r>
+      <w:r>
+        <w:t xml:space="preserve"> </w:t>
+      </w:r>
+      <w:r>
+        <w:t xml:space="preserve">and contains a gate as a tolerance on P(conflict)), then the gate’s derivation in JJ.6e.</w:t>
       </w:r>
     </w:p>
     <w:p>
@@ -168,7 +331,7 @@
         </w:pict>
       </w:r>
     </w:p>
-    <w:bookmarkStart w:id="9" w:name="X6c1fa5da33bec1563ac152607843842e09495ed"/>
+    <w:bookmarkStart w:id="10" w:name="X6c1fa5da33bec1563ac152607843842e09495ed"/>
     <w:p>
       <w:pPr>
         <w:pStyle w:val="Heading2"/>
@@ -495,8 +658,8 @@
         </w:pict>
       </w:r>
     </w:p>
-    <w:bookmarkEnd w:id="9"/>
-    <w:bookmarkStart w:id="10" w:name="what-strand-1-is-precisely"/>
+    <w:bookmarkEnd w:id="10"/>
+    <w:bookmarkStart w:id="11" w:name="what-strand-1-is-precisely"/>
     <w:p>
       <w:pPr>
         <w:pStyle w:val="Heading2"/>
@@ -1004,8 +1167,8 @@
         </w:pict>
       </w:r>
     </w:p>
-    <w:bookmarkEnd w:id="10"/>
-    <w:bookmarkStart w:id="11" w:name="Xb97680adf7054b328a7814d39653b2b513f088d"/>
+    <w:bookmarkEnd w:id="11"/>
+    <w:bookmarkStart w:id="12" w:name="Xb97680adf7054b328a7814d39653b2b513f088d"/>
     <w:p>
       <w:pPr>
         <w:pStyle w:val="Heading2"/>
@@ -1543,8 +1706,8 @@
         </w:pict>
       </w:r>
     </w:p>
-    <w:bookmarkEnd w:id="11"/>
-    <w:bookmarkStart w:id="12" w:name="X4e081cdcd4cf39590f5323781272996c526faf5"/>
+    <w:bookmarkEnd w:id="12"/>
+    <w:bookmarkStart w:id="13" w:name="X4e081cdcd4cf39590f5323781272996c526faf5"/>
     <w:p>
       <w:pPr>
         <w:pStyle w:val="Heading2"/>
@@ -2132,6 +2295,16 @@
         <w:t xml:space="preserve"> </w:t>
       </w:r>
       <w:r>
+        <w:rPr>
+          <w:i/>
+          <w:iCs/>
+        </w:rPr>
+        <w:t xml:space="preserve">[2026-09-22: a horizon-sum accounting effect, not a property of the term (review checks §1)]</w:t>
+      </w:r>
+      <w:r>
+        <w:t xml:space="preserve"> </w:t>
+      </w:r>
+      <w:r>
         <w:t xml:space="preserve">term”</w:t>
       </w:r>
       <w:r>
@@ -2166,8 +2339,8 @@
         </w:pict>
       </w:r>
     </w:p>
-    <w:bookmarkEnd w:id="12"/>
-    <w:bookmarkStart w:id="13" w:name="what-the-comfort-zone-becomes-here"/>
+    <w:bookmarkEnd w:id="13"/>
+    <w:bookmarkStart w:id="14" w:name="what-the-comfort-zone-becomes-here"/>
     <w:p>
       <w:pPr>
         <w:pStyle w:val="Heading2"/>
@@ -2386,8 +2559,8 @@
         </w:pict>
       </w:r>
     </w:p>
-    <w:bookmarkEnd w:id="13"/>
-    <w:bookmarkStart w:id="14" w:name="X5aa3191c90a3b1e871aee350328dd3b0c2df26e"/>
+    <w:bookmarkEnd w:id="14"/>
+    <w:bookmarkStart w:id="15" w:name="X5aa3191c90a3b1e871aee350328dd3b0c2df26e"/>
     <w:p>
       <w:pPr>
         <w:pStyle w:val="Heading2"/>
@@ -2735,8 +2908,8 @@
         </w:pict>
       </w:r>
     </w:p>
-    <w:bookmarkEnd w:id="14"/>
-    <w:bookmarkStart w:id="15" w:name="X1dd5c2a833277cbb362ac1f3a25a4b62a2777c3"/>
+    <w:bookmarkEnd w:id="15"/>
+    <w:bookmarkStart w:id="16" w:name="X1dd5c2a833277cbb362ac1f3a25a4b62a2777c3"/>
     <w:p>
       <w:pPr>
         <w:pStyle w:val="Heading2"/>
@@ -2852,8 +3025,8 @@
         </w:pict>
       </w:r>
     </w:p>
-    <w:bookmarkEnd w:id="15"/>
-    <w:bookmarkStart w:id="16" w:name="queries"/>
+    <w:bookmarkEnd w:id="16"/>
+    <w:bookmarkStart w:id="17" w:name="queries"/>
     <w:p>
       <w:pPr>
         <w:pStyle w:val="Heading2"/>
@@ -3120,8 +3293,8 @@
         <w:t xml:space="preserve">trustworthy short of having the authors’ code?</w:t>
       </w:r>
     </w:p>
-    <w:bookmarkEnd w:id="16"/>
     <w:bookmarkEnd w:id="17"/>
+    <w:bookmarkEnd w:id="18"/>
     <w:sectPr>
       <w:footnotePr>
         <w:numRestart w:val="eachSect"/>
